--- a/client/public/Templates/Goodmoral Certification.docx
+++ b/client/public/Templates/Goodmoral Certification.docx
@@ -281,7 +281,19 @@
         <w:rPr>
           <w:rFonts w:ascii="Times New Roman" w:hAnsi="Times New Roman" w:cs="Times New Roman"/>
         </w:rPr>
-        <w:t>This certification is being issued upon the request of above-mentioned resident for ___________________.</w:t>
+        <w:t xml:space="preserve">This certification is being issued upon the request of above-mentioned resident for </w:t>
+      </w:r>
+      <w:r>
+        <w:rPr>
+          <w:rFonts w:ascii="Times New Roman" w:hAnsi="Times New Roman" w:cs="Times New Roman"/>
+        </w:rPr>
+        <w:t>{Reason for Request}</w:t>
+      </w:r>
+      <w:r>
+        <w:rPr>
+          <w:rFonts w:ascii="Times New Roman" w:hAnsi="Times New Roman" w:cs="Times New Roman"/>
+        </w:rPr>
+        <w:t>.</w:t>
       </w:r>
     </w:p>
     <w:p>
@@ -301,20 +313,31 @@
         <w:rPr>
           <w:rFonts w:ascii="Times New Roman" w:hAnsi="Times New Roman" w:cs="Times New Roman"/>
         </w:rPr>
-        <w:t>Given the 27</w:t>
-      </w:r>
-      <w:r>
-        <w:rPr>
-          <w:rFonts w:ascii="Times New Roman" w:hAnsi="Times New Roman" w:cs="Times New Roman"/>
-          <w:vertAlign w:val="superscript"/>
-        </w:rPr>
-        <w:t>th</w:t>
-      </w:r>
-      <w:r>
-        <w:rPr>
-          <w:rFonts w:ascii="Times New Roman" w:hAnsi="Times New Roman" w:cs="Times New Roman"/>
-        </w:rPr>
-        <w:t xml:space="preserve"> day of JUNE 2025 at Barangay Hall, Barangay Parian, Calamba City Laguna, </w:t>
+        <w:t xml:space="preserve">Given the </w:t>
+      </w:r>
+      <w:r>
+        <w:rPr>
+          <w:rFonts w:ascii="Times New Roman" w:hAnsi="Times New Roman" w:cs="Times New Roman"/>
+        </w:rPr>
+        <w:t>{Current Day}</w:t>
+      </w:r>
+      <w:r>
+        <w:rPr>
+          <w:rFonts w:ascii="Times New Roman" w:hAnsi="Times New Roman" w:cs="Times New Roman"/>
+        </w:rPr>
+        <w:t xml:space="preserve"> day of </w:t>
+      </w:r>
+      <w:r>
+        <w:rPr>
+          <w:rFonts w:ascii="Times New Roman" w:hAnsi="Times New Roman" w:cs="Times New Roman"/>
+        </w:rPr>
+        <w:t>{Current Month} {Current Year}</w:t>
+      </w:r>
+      <w:r>
+        <w:rPr>
+          <w:rFonts w:ascii="Times New Roman" w:hAnsi="Times New Roman" w:cs="Times New Roman"/>
+        </w:rPr>
+        <w:t xml:space="preserve"> at Barangay Hall, Barangay Parian, Calamba City Laguna, </w:t>
       </w:r>
       <w:proofErr w:type="spellStart"/>
       <w:r>
@@ -331,8 +354,6 @@
         <w:t>.</w:t>
       </w:r>
     </w:p>
-    <w:p/>
-    <w:p/>
     <w:p/>
     <w:p>
       <w:pPr>
@@ -431,6 +452,35 @@
           <w:szCs w:val="16"/>
         </w:rPr>
       </w:pPr>
+      <w:r>
+        <w:rPr>
+          <w:rFonts w:ascii="Times New Roman" w:hAnsi="Times New Roman" w:cs="Times New Roman"/>
+          <w:bCs/>
+          <w:sz w:val="24"/>
+          <w:szCs w:val="20"/>
+        </w:rPr>
+        <w:t>{</w:t>
+      </w:r>
+      <w:proofErr w:type="spellStart"/>
+      <w:r>
+        <w:rPr>
+          <w:rFonts w:ascii="Times New Roman" w:hAnsi="Times New Roman" w:cs="Times New Roman"/>
+          <w:bCs/>
+          <w:sz w:val="24"/>
+          <w:szCs w:val="20"/>
+        </w:rPr>
+        <w:t>qr</w:t>
+      </w:r>
+      <w:proofErr w:type="spellEnd"/>
+      <w:r>
+        <w:rPr>
+          <w:rFonts w:ascii="Times New Roman" w:hAnsi="Times New Roman" w:cs="Times New Roman"/>
+          <w:bCs/>
+          <w:sz w:val="24"/>
+          <w:szCs w:val="20"/>
+        </w:rPr>
+        <w:t>}</w:t>
+      </w:r>
       <w:r>
         <w:rPr>
           <w:rFonts w:ascii="Times New Roman" w:hAnsi="Times New Roman" w:cs="Times New Roman"/>
